--- a/Database Design PFSP.docx
+++ b/Database Design PFSP.docx
@@ -1,6 +1,6 @@
 
 <file path=word/document.xml><?xml version="1.0" encoding="utf-8"?>
-<w:document xmlns:wpc="http://schemas.microsoft.com/office/word/2010/wordprocessingCanvas" xmlns:cx="http://schemas.microsoft.com/office/drawing/2014/chartex" xmlns:cx1="http://schemas.microsoft.com/office/drawing/2015/9/8/chartex" xmlns:cx2="http://schemas.microsoft.com/office/drawing/2015/10/21/chartex" xmlns:cx3="http://schemas.microsoft.com/office/drawing/2016/5/9/chartex" xmlns:cx4="http://schemas.microsoft.com/office/drawing/2016/5/10/chartex" xmlns:cx5="http://schemas.microsoft.com/office/drawing/2016/5/11/chartex" xmlns:cx6="http://schemas.microsoft.com/office/drawing/2016/5/12/chartex" xmlns:cx7="http://schemas.microsoft.com/office/drawing/2016/5/13/chartex" xmlns:cx8="http://schemas.microsoft.com/office/drawing/2016/5/14/chartex" xmlns:mc="http://schemas.openxmlformats.org/markup-compatibility/2006" xmlns:aink="http://schemas.microsoft.com/office/drawing/2016/ink" xmlns:am3d="http://schemas.microsoft.com/office/drawing/2017/model3d" xmlns:o="urn:schemas-microsoft-com:office:office" xmlns:oel="http://schemas.microsoft.com/office/2019/extlst" xmlns:r="http://schemas.openxmlformats.org/officeDocument/2006/relationships" xmlns:m="http://schemas.openxmlformats.org/officeDocument/2006/math" xmlns:v="urn:schemas-microsoft-com:vml" xmlns:wp14="http://schemas.microsoft.com/office/word/2010/wordprocessingDrawing" xmlns:wp="http://schemas.openxmlformats.org/drawingml/2006/wordprocessingDrawing" xmlns:w10="urn:schemas-microsoft-com:office:word" xmlns:w="http://schemas.openxmlformats.org/wordprocessingml/2006/main" xmlns:w14="http://schemas.microsoft.com/office/word/2010/wordml" xmlns:w15="http://schemas.microsoft.com/office/word/2012/wordml" xmlns:w16cei="http://schemas.microsoft.com/office/word/2026/wordml/cei" xmlns:w16cex="http://schemas.microsoft.com/office/word/2018/wordml/cex" xmlns:w16cid="http://schemas.microsoft.com/office/word/2016/wordml/cid" xmlns:w16="http://schemas.microsoft.com/office/word/2018/wordml" xmlns:w16du="http://schemas.microsoft.com/office/word/2023/wordml/word16du" xmlns:w16sdtdh="http://schemas.microsoft.com/office/word/2020/wordml/sdtdatahash" xmlns:w16sdtfl="http://schemas.microsoft.com/office/word/2024/wordml/sdtformatlock" xmlns:w16se="http://schemas.microsoft.com/office/word/2015/wordml/symex" xmlns:wpg="http://schemas.microsoft.com/office/word/2010/wordprocessingGroup" xmlns:wpi="http://schemas.microsoft.com/office/word/2010/wordprocessingInk" xmlns:wne="http://schemas.microsoft.com/office/word/2006/wordml" xmlns:wps="http://schemas.microsoft.com/office/word/2010/wordprocessingShape" mc:Ignorable="w14 w15 w16se w16cid w16 w16cex w16sdtdh w16sdtfl w16du wp14">
+<w:document xmlns:wpc="http://schemas.microsoft.com/office/word/2010/wordprocessingCanvas" xmlns:cx="http://schemas.microsoft.com/office/drawing/2014/chartex" xmlns:cx1="http://schemas.microsoft.com/office/drawing/2015/9/8/chartex" xmlns:cx2="http://schemas.microsoft.com/office/drawing/2015/10/21/chartex" xmlns:cx3="http://schemas.microsoft.com/office/drawing/2016/5/9/chartex" xmlns:cx4="http://schemas.microsoft.com/office/drawing/2016/5/10/chartex" xmlns:cx5="http://schemas.microsoft.com/office/drawing/2016/5/11/chartex" xmlns:cx6="http://schemas.microsoft.com/office/drawing/2016/5/12/chartex" xmlns:cx7="http://schemas.microsoft.com/office/drawing/2016/5/13/chartex" xmlns:cx8="http://schemas.microsoft.com/office/drawing/2016/5/14/chartex" xmlns:mc="http://schemas.openxmlformats.org/markup-compatibility/2006" xmlns:aink="http://schemas.microsoft.com/office/drawing/2016/ink" xmlns:am3d="http://schemas.microsoft.com/office/drawing/2017/model3d" xmlns:o="urn:schemas-microsoft-com:office:office" xmlns:oel="http://schemas.microsoft.com/office/2019/extlst" xmlns:r="http://schemas.openxmlformats.org/officeDocument/2006/relationships" xmlns:m="http://schemas.openxmlformats.org/officeDocument/2006/math" xmlns:v="urn:schemas-microsoft-com:vml" xmlns:wp14="http://schemas.microsoft.com/office/word/2010/wordprocessingDrawing" xmlns:wp="http://schemas.openxmlformats.org/drawingml/2006/wordprocessingDrawing" xmlns:w10="urn:schemas-microsoft-com:office:word" xmlns:w="http://schemas.openxmlformats.org/wordprocessingml/2006/main" xmlns:w14="http://schemas.microsoft.com/office/word/2010/wordml" xmlns:w15="http://schemas.microsoft.com/office/word/2012/wordml" xmlns:w16cex="http://schemas.microsoft.com/office/word/2018/wordml/cex" xmlns:w16cid="http://schemas.microsoft.com/office/word/2016/wordml/cid" xmlns:w16="http://schemas.microsoft.com/office/word/2018/wordml" xmlns:w16du="http://schemas.microsoft.com/office/word/2023/wordml/word16du" xmlns:w16sdtdh="http://schemas.microsoft.com/office/word/2020/wordml/sdtdatahash" xmlns:w16sdtfl="http://schemas.microsoft.com/office/word/2024/wordml/sdtformatlock" xmlns:w16se="http://schemas.microsoft.com/office/word/2015/wordml/symex" xmlns:wpg="http://schemas.microsoft.com/office/word/2010/wordprocessingGroup" xmlns:wpi="http://schemas.microsoft.com/office/word/2010/wordprocessingInk" xmlns:wne="http://schemas.microsoft.com/office/word/2006/wordml" xmlns:wps="http://schemas.microsoft.com/office/word/2010/wordprocessingShape" mc:Ignorable="w14 w15 w16se w16cid w16 w16cex w16sdtdh w16sdtfl w16du wp14">
   <w:body>
     <w:p>
       <w:pPr>
@@ -35,111 +35,60 @@
     <w:p>
       <w:pPr>
         <w:jc w:val="both"/>
-        <w:rPr>
-          <w:lang w:val="nl-BE"/>
-        </w:rPr>
-      </w:pPr>
-      <w:r>
-        <w:rPr>
-          <w:lang w:val="nl-BE"/>
-        </w:rPr>
+      </w:pPr>
+      <w:r>
         <w:t xml:space="preserve">Dit bestand heeft als </w:t>
       </w:r>
       <w:r>
-        <w:rPr>
-          <w:lang w:val="nl-BE"/>
-        </w:rPr>
         <w:t>doel het database model</w:t>
       </w:r>
       <w:r>
-        <w:rPr>
-          <w:lang w:val="nl-BE"/>
-        </w:rPr>
         <w:t xml:space="preserve"> voor uitvoeren van PFSP</w:t>
       </w:r>
       <w:r>
-        <w:rPr>
-          <w:lang w:val="nl-BE"/>
-        </w:rPr>
         <w:t xml:space="preserve"> uit leggen</w:t>
       </w:r>
       <w:r>
-        <w:rPr>
-          <w:lang w:val="nl-BE"/>
-        </w:rPr>
         <w:t xml:space="preserve"> op een dusdanige manier dat de redeneringen rond opbouw van het model duidelijk word</w:t>
       </w:r>
       <w:r>
-        <w:rPr>
-          <w:lang w:val="nl-BE"/>
-        </w:rPr>
         <w:t>en</w:t>
       </w:r>
       <w:r>
-        <w:rPr>
-          <w:lang w:val="nl-BE"/>
-        </w:rPr>
         <w:t>.</w:t>
       </w:r>
     </w:p>
     <w:p>
       <w:pPr>
         <w:pStyle w:val="Kop2"/>
-        <w:rPr>
-          <w:lang w:val="nl-BE"/>
-        </w:rPr>
-      </w:pPr>
-      <w:r>
-        <w:rPr>
-          <w:lang w:val="nl-BE"/>
-        </w:rPr>
+      </w:pPr>
+      <w:r>
         <w:t>Algemene opbouw</w:t>
       </w:r>
     </w:p>
     <w:p>
       <w:pPr>
         <w:jc w:val="both"/>
-        <w:rPr>
-          <w:lang w:val="nl-BE"/>
-        </w:rPr>
-      </w:pPr>
-      <w:r>
-        <w:rPr>
-          <w:lang w:val="nl-BE"/>
-        </w:rPr>
+      </w:pPr>
+      <w:r>
         <w:t>De controle van het volgen van een PFSP wordt gedaan door een inspectie, uit een inspectie kunnen bepaalde waarnemingen volgen die leiden tot een afwijking. Zoals bij de meeste autocontrole systemen moet een afwijking op een correcte manier worden behandeld</w:t>
       </w:r>
       <w:r>
-        <w:rPr>
-          <w:lang w:val="nl-BE"/>
-        </w:rPr>
         <w:t xml:space="preserve">. Dit gebeurd door bepaalde maatregelen uit te voeren. Na uitvoering van een maatregel moet nagegaan worden of de maatregel daadwerkelijk effectief was. Tijdens de opvolging van een maatregel kan blijken dat deze niet effectief was, in dit geval moet een nieuwe maatregel tot uitvoering worden gebracht. In sommige gevallen kan de opvolging ook andere afwijkingen blootstellen die op hun beurt ook moeten worden behandeld. </w:t>
       </w:r>
     </w:p>
     <w:p>
-      <w:pPr>
-        <w:rPr>
-          <w:lang w:val="nl-BE"/>
-        </w:rPr>
-      </w:pPr>
-      <w:r>
-        <w:rPr>
-          <w:lang w:val="nl-BE"/>
-        </w:rPr>
+      <w:r>
         <w:t>Hieronder een kort algemeen schema.</w:t>
       </w:r>
     </w:p>
     <w:p>
       <w:pPr>
         <w:jc w:val="center"/>
-        <w:rPr>
-          <w:lang w:val="nl-BE"/>
-        </w:rPr>
       </w:pPr>
       <w:r>
         <w:rPr>
           <w:noProof/>
-          <w:lang w:val="nl-BE"/>
         </w:rPr>
         <w:drawing>
           <wp:inline distT="0" distB="0" distL="0" distR="0" wp14:anchorId="0DEE729E" wp14:editId="7827B799">
@@ -187,181 +136,146 @@
     <w:p>
       <w:pPr>
         <w:pStyle w:val="Kop2"/>
-        <w:rPr>
-          <w:lang w:val="nl-BE"/>
-        </w:rPr>
-      </w:pPr>
-      <w:r>
-        <w:rPr>
-          <w:lang w:val="nl-BE"/>
-        </w:rPr>
+      </w:pPr>
+      <w:r>
         <w:t>Inspecties</w:t>
       </w:r>
     </w:p>
     <w:p>
       <w:pPr>
         <w:jc w:val="both"/>
-        <w:rPr>
-          <w:lang w:val="nl-BE"/>
-        </w:rPr>
-      </w:pPr>
-      <w:r>
-        <w:rPr>
-          <w:lang w:val="nl-BE"/>
-        </w:rPr>
-        <w:t>Inspecties zijn het centerpunt van het PFSP. Tijdens een inspectie worden een aantal veiligheidspunten of check</w:t>
-      </w:r>
-      <w:r>
-        <w:rPr>
-          <w:lang w:val="nl-BE"/>
-        </w:rPr>
-        <w:t>punten</w:t>
-      </w:r>
-      <w:r>
-        <w:rPr>
-          <w:lang w:val="nl-BE"/>
-        </w:rPr>
+      </w:pPr>
+      <w:r>
+        <w:t xml:space="preserve">Inspecties zijn het centerpunt van het PFSP. Tijdens een inspectie worden een aantal veiligheidspunten of </w:t>
+      </w:r>
+      <w:r>
+        <w:t>checkpoints</w:t>
+      </w:r>
+      <w:r>
         <w:t xml:space="preserve"> overlopen en aangeduid.</w:t>
       </w:r>
       <w:r>
-        <w:rPr>
-          <w:lang w:val="nl-BE"/>
-        </w:rPr>
-        <w:t xml:space="preserve"> C</w:t>
-      </w:r>
-      <w:r>
-        <w:rPr>
-          <w:lang w:val="nl-BE"/>
-        </w:rPr>
-        <w:t>heck</w:t>
-      </w:r>
-      <w:r>
-        <w:rPr>
-          <w:lang w:val="nl-BE"/>
-        </w:rPr>
-        <w:t>punten</w:t>
-      </w:r>
-      <w:r>
-        <w:rPr>
-          <w:lang w:val="nl-BE"/>
-        </w:rPr>
         <w:t xml:space="preserve"> </w:t>
       </w:r>
       <w:r>
-        <w:rPr>
-          <w:lang w:val="nl-BE"/>
-        </w:rPr>
+        <w:t>Checkpoints</w:t>
+      </w:r>
+      <w:r>
+        <w:t xml:space="preserve"> </w:t>
+      </w:r>
+      <w:r>
         <w:t>zijn</w:t>
       </w:r>
       <w:r>
-        <w:rPr>
-          <w:lang w:val="nl-BE"/>
-        </w:rPr>
         <w:t xml:space="preserve"> </w:t>
       </w:r>
       <w:r>
-        <w:rPr>
-          <w:lang w:val="nl-BE"/>
-        </w:rPr>
         <w:t xml:space="preserve">dus </w:t>
       </w:r>
       <w:r>
-        <w:rPr>
-          <w:lang w:val="nl-BE"/>
-        </w:rPr>
         <w:t xml:space="preserve">de </w:t>
       </w:r>
       <w:r>
-        <w:rPr>
-          <w:lang w:val="nl-BE"/>
-        </w:rPr>
         <w:t xml:space="preserve">basis </w:t>
       </w:r>
       <w:r>
-        <w:rPr>
-          <w:lang w:val="nl-BE"/>
-        </w:rPr>
         <w:t>bouwsten</w:t>
       </w:r>
       <w:r>
-        <w:rPr>
-          <w:lang w:val="nl-BE"/>
-        </w:rPr>
         <w:t>en</w:t>
       </w:r>
       <w:r>
-        <w:rPr>
-          <w:lang w:val="nl-BE"/>
-        </w:rPr>
         <w:t xml:space="preserve"> van inspectie</w:t>
       </w:r>
       <w:r>
-        <w:rPr>
-          <w:lang w:val="nl-BE"/>
-        </w:rPr>
         <w:t>s</w:t>
       </w:r>
       <w:r>
-        <w:rPr>
-          <w:lang w:val="nl-BE"/>
-        </w:rPr>
         <w:t>.</w:t>
       </w:r>
       <w:r>
-        <w:rPr>
-          <w:lang w:val="nl-BE"/>
-        </w:rPr>
-        <w:t xml:space="preserve"> Naast checkpunten bevat een inspectie ook basisinformatie, zoals een eventueel geplande datum, het uur en de datum van uitvoering, alsook de uitvoerder samen met eventuele opmerkingen. Bij wijzigingen van de inspectie wordt het laatste tijdstip en de </w:t>
-      </w:r>
-      <w:r>
-        <w:rPr>
-          <w:lang w:val="nl-BE"/>
-        </w:rPr>
+        <w:t xml:space="preserve"> Naast </w:t>
+      </w:r>
+      <w:r>
+        <w:t>checkpoints</w:t>
+      </w:r>
+      <w:r>
+        <w:t xml:space="preserve"> bevat een inspectie ook basisinformatie, zoals een eventueel geplande datum, het uur en de datum van uitvoering, alsook de uitvoerder samen met eventuele opmerkingen. Bij </w:t>
+      </w:r>
+      <w:r>
+        <w:t xml:space="preserve">een </w:t>
+      </w:r>
+      <w:r>
+        <w:t xml:space="preserve">wijziging </w:t>
+      </w:r>
+      <w:r>
+        <w:t>binne</w:t>
+      </w:r>
+      <w:r>
+        <w:t xml:space="preserve">n </w:t>
+      </w:r>
+      <w:r>
+        <w:t>e</w:t>
+      </w:r>
+      <w:r>
+        <w:t>e</w:t>
+      </w:r>
+      <w:r>
+        <w:t>n</w:t>
+      </w:r>
+      <w:r>
+        <w:t xml:space="preserve"> inspectie</w:t>
+      </w:r>
+      <w:r>
+        <w:t>,</w:t>
+      </w:r>
+      <w:r>
+        <w:t xml:space="preserve"> wordt het laatste tijdstip en de </w:t>
+      </w:r>
+      <w:r>
         <w:t>gebruiker</w:t>
       </w:r>
       <w:r>
-        <w:rPr>
-          <w:lang w:val="nl-BE"/>
-        </w:rPr>
         <w:t xml:space="preserve"> die  de wijziging invoerde opgeslagen.</w:t>
       </w:r>
     </w:p>
     <w:p>
       <w:pPr>
         <w:pStyle w:val="Kop3"/>
-        <w:rPr>
-          <w:lang w:val="nl-BE"/>
-        </w:rPr>
-      </w:pPr>
-      <w:r>
-        <w:rPr>
-          <w:lang w:val="nl-BE"/>
-        </w:rPr>
+      </w:pPr>
+      <w:r>
         <w:t>Check</w:t>
       </w:r>
       <w:r>
-        <w:rPr>
-          <w:lang w:val="nl-BE"/>
-        </w:rPr>
-        <w:t>punten</w:t>
-      </w:r>
-    </w:p>
-    <w:p>
-      <w:pPr>
-        <w:rPr>
-          <w:lang w:val="nl-BE"/>
-        </w:rPr>
-      </w:pPr>
-      <w:r>
-        <w:rPr>
-          <w:lang w:val="nl-BE"/>
-        </w:rPr>
-        <w:t>De checkpunten hebben volgende eigenschappen</w:t>
-      </w:r>
-      <w:r>
-        <w:rPr>
-          <w:lang w:val="nl-BE"/>
-        </w:rPr>
+        <w:t>p</w:t>
+      </w:r>
+      <w:r>
+        <w:t>oi</w:t>
+      </w:r>
+      <w:r>
+        <w:t>nt</w:t>
+      </w:r>
+      <w:r>
+        <w:t>s</w:t>
+      </w:r>
+    </w:p>
+    <w:p>
+      <w:r>
+        <w:t>De checkp</w:t>
+      </w:r>
+      <w:r>
+        <w:t>oi</w:t>
+      </w:r>
+      <w:r>
+        <w:t>nt</w:t>
+      </w:r>
+      <w:r>
+        <w:t>s</w:t>
+      </w:r>
+      <w:r>
+        <w:t xml:space="preserve"> hebben volgende eigenschappen</w:t>
+      </w:r>
+      <w:r>
         <w:t>;</w:t>
       </w:r>
     </w:p>
@@ -372,38 +286,20 @@
           <w:ilvl w:val="0"/>
           <w:numId w:val="1"/>
         </w:numPr>
-        <w:rPr>
-          <w:lang w:val="nl-BE"/>
-        </w:rPr>
-      </w:pPr>
-      <w:r>
-        <w:rPr>
-          <w:lang w:val="nl-BE"/>
-        </w:rPr>
+      </w:pPr>
+      <w:r>
         <w:t>een categorie</w:t>
       </w:r>
       <w:r>
-        <w:rPr>
-          <w:lang w:val="nl-BE"/>
-        </w:rPr>
         <w:t xml:space="preserve"> (toegangscontrole, </w:t>
       </w:r>
       <w:r>
-        <w:rPr>
-          <w:lang w:val="nl-BE"/>
-        </w:rPr>
         <w:t>cameratoezicht</w:t>
       </w:r>
       <w:r>
-        <w:rPr>
-          <w:lang w:val="nl-BE"/>
-        </w:rPr>
         <w:t>, etc.)</w:t>
       </w:r>
       <w:r>
-        <w:rPr>
-          <w:lang w:val="nl-BE"/>
-        </w:rPr>
         <w:t xml:space="preserve">, </w:t>
       </w:r>
     </w:p>
@@ -414,26 +310,14 @@
           <w:ilvl w:val="0"/>
           <w:numId w:val="1"/>
         </w:numPr>
-        <w:rPr>
-          <w:lang w:val="nl-BE"/>
-        </w:rPr>
-      </w:pPr>
-      <w:r>
-        <w:rPr>
-          <w:lang w:val="nl-BE"/>
-        </w:rPr>
+      </w:pPr>
+      <w:r>
         <w:t>een locatie</w:t>
       </w:r>
       <w:r>
-        <w:rPr>
-          <w:lang w:val="nl-BE"/>
-        </w:rPr>
         <w:t xml:space="preserve"> (kade, productiehal, etc.)</w:t>
       </w:r>
       <w:r>
-        <w:rPr>
-          <w:lang w:val="nl-BE"/>
-        </w:rPr>
         <w:t xml:space="preserve">, </w:t>
       </w:r>
     </w:p>
@@ -444,20 +328,11 @@
           <w:ilvl w:val="0"/>
           <w:numId w:val="1"/>
         </w:numPr>
-        <w:rPr>
-          <w:lang w:val="nl-BE"/>
-        </w:rPr>
-      </w:pPr>
-      <w:r>
-        <w:rPr>
-          <w:lang w:val="nl-BE"/>
-        </w:rPr>
+      </w:pPr>
+      <w:r>
         <w:t>een omschrijving</w:t>
       </w:r>
       <w:r>
-        <w:rPr>
-          <w:lang w:val="nl-BE"/>
-        </w:rPr>
         <w:t>,</w:t>
       </w:r>
     </w:p>
@@ -468,51 +343,25 @@
           <w:ilvl w:val="0"/>
           <w:numId w:val="1"/>
         </w:numPr>
-        <w:rPr>
-          <w:lang w:val="nl-BE"/>
-        </w:rPr>
-      </w:pPr>
-      <w:r>
-        <w:rPr>
-          <w:lang w:val="nl-BE"/>
-        </w:rPr>
+      </w:pPr>
+      <w:r>
         <w:t xml:space="preserve">een </w:t>
       </w:r>
       <w:r>
-        <w:rPr>
-          <w:lang w:val="nl-BE"/>
-        </w:rPr>
         <w:t>resultaat</w:t>
       </w:r>
       <w:r>
-        <w:rPr>
-          <w:lang w:val="nl-BE"/>
-        </w:rPr>
         <w:t xml:space="preserve">. </w:t>
       </w:r>
     </w:p>
     <w:p>
-      <w:pPr>
-        <w:rPr>
-          <w:lang w:val="nl-BE"/>
-        </w:rPr>
-      </w:pPr>
-      <w:r>
-        <w:rPr>
-          <w:lang w:val="nl-BE"/>
-        </w:rPr>
+      <w:r>
         <w:t xml:space="preserve">Hieronder een oplijsting van de verschillende mogelijke </w:t>
       </w:r>
       <w:r>
-        <w:rPr>
-          <w:lang w:val="nl-BE"/>
-        </w:rPr>
         <w:t>resultaten</w:t>
       </w:r>
       <w:r>
-        <w:rPr>
-          <w:lang w:val="nl-BE"/>
-        </w:rPr>
         <w:t>.</w:t>
       </w:r>
     </w:p>
@@ -850,14 +699,12 @@
               <w:rPr>
                 <w:sz w:val="18"/>
                 <w:szCs w:val="18"/>
-                <w:lang w:val="nl-BE"/>
               </w:rPr>
             </w:pPr>
             <w:r>
               <w:rPr>
                 <w:sz w:val="18"/>
                 <w:szCs w:val="18"/>
-                <w:lang w:val="nl-BE"/>
               </w:rPr>
               <w:t>Het checkpoint moet nog gecontroleerd worden</w:t>
             </w:r>
@@ -921,14 +768,12 @@
               <w:rPr>
                 <w:sz w:val="18"/>
                 <w:szCs w:val="18"/>
-                <w:lang w:val="nl-BE"/>
               </w:rPr>
             </w:pPr>
             <w:r>
               <w:rPr>
                 <w:sz w:val="18"/>
                 <w:szCs w:val="18"/>
-                <w:lang w:val="nl-BE"/>
               </w:rPr>
               <w:t>Het checkpoint werd niet gecontroleerd tijdens de inspectie, er was geen mogelijkheid ter controle</w:t>
             </w:r>
@@ -936,7 +781,6 @@
               <w:rPr>
                 <w:sz w:val="18"/>
                 <w:szCs w:val="18"/>
-                <w:lang w:val="nl-BE"/>
               </w:rPr>
               <w:t xml:space="preserve"> (bv. door werken)</w:t>
             </w:r>
@@ -1000,14 +844,12 @@
               <w:rPr>
                 <w:sz w:val="18"/>
                 <w:szCs w:val="18"/>
-                <w:lang w:val="nl-BE"/>
               </w:rPr>
             </w:pPr>
             <w:r>
               <w:rPr>
                 <w:sz w:val="18"/>
                 <w:szCs w:val="18"/>
-                <w:lang w:val="nl-BE"/>
               </w:rPr>
               <w:t>Het checkpoint werd niet gecontroleerd tijdens de inspectie, de mogelijkheid ter controle bestond echter wel</w:t>
             </w:r>
@@ -1015,263 +857,208 @@
         </w:tc>
       </w:tr>
     </w:tbl>
-    <w:p>
-      <w:pPr>
-        <w:rPr>
-          <w:lang w:val="nl-BE"/>
-        </w:rPr>
-      </w:pPr>
-    </w:p>
+    <w:p/>
     <w:p>
       <w:pPr>
         <w:jc w:val="both"/>
-        <w:rPr>
-          <w:lang w:val="nl-BE"/>
-        </w:rPr>
-      </w:pPr>
-      <w:r>
-        <w:rPr>
-          <w:lang w:val="nl-BE"/>
-        </w:rPr>
+      </w:pPr>
+      <w:r>
         <w:t xml:space="preserve">Doordat </w:t>
       </w:r>
       <w:r>
-        <w:rPr>
-          <w:lang w:val="nl-BE"/>
-        </w:rPr>
         <w:t>regel</w:t>
       </w:r>
       <w:r>
-        <w:rPr>
-          <w:lang w:val="nl-BE"/>
-        </w:rPr>
         <w:t>geving kan</w:t>
       </w:r>
       <w:r>
-        <w:rPr>
-          <w:lang w:val="nl-BE"/>
-        </w:rPr>
         <w:t xml:space="preserve"> verander</w:t>
       </w:r>
       <w:r>
-        <w:rPr>
-          <w:lang w:val="nl-BE"/>
-        </w:rPr>
         <w:t>en</w:t>
       </w:r>
       <w:r>
-        <w:rPr>
-          <w:lang w:val="nl-BE"/>
-        </w:rPr>
         <w:t xml:space="preserve"> </w:t>
       </w:r>
       <w:r>
-        <w:rPr>
-          <w:lang w:val="nl-BE"/>
-        </w:rPr>
         <w:t>kan het gebeuren dat</w:t>
       </w:r>
       <w:r>
-        <w:rPr>
-          <w:lang w:val="nl-BE"/>
-        </w:rPr>
         <w:t xml:space="preserve"> een bepaald</w:t>
       </w:r>
       <w:r>
-        <w:rPr>
-          <w:lang w:val="nl-BE"/>
-        </w:rPr>
         <w:t>e</w:t>
       </w:r>
       <w:r>
-        <w:rPr>
-          <w:lang w:val="nl-BE"/>
-        </w:rPr>
-        <w:t xml:space="preserve"> checkpunten tijdelijk niet  meer van toepassing kunnen zijn. </w:t>
-      </w:r>
-      <w:r>
-        <w:rPr>
-          <w:lang w:val="nl-BE"/>
-        </w:rPr>
-        <w:t>Hierdoor bestaat de mogelijkheid om checkpunten te activeren en deactiveren.</w:t>
+        <w:t xml:space="preserve"> </w:t>
+      </w:r>
+      <w:r>
+        <w:t>checkpoints</w:t>
+      </w:r>
+      <w:r>
+        <w:t xml:space="preserve"> tijdelijk niet  meer van toepassing kunnen zijn. </w:t>
+      </w:r>
+      <w:r>
+        <w:t xml:space="preserve">Hierdoor bestaat de mogelijkheid om </w:t>
+      </w:r>
+      <w:r>
+        <w:t>checkpoints</w:t>
+      </w:r>
+      <w:r>
+        <w:t xml:space="preserve"> te activeren en deactiveren.</w:t>
       </w:r>
     </w:p>
     <w:p>
       <w:pPr>
         <w:pStyle w:val="Kop3"/>
-        <w:rPr>
-          <w:lang w:val="nl-BE"/>
-        </w:rPr>
-      </w:pPr>
-      <w:r>
-        <w:rPr>
-          <w:lang w:val="nl-BE"/>
-        </w:rPr>
+      </w:pPr>
+      <w:r>
         <w:t>Inspectietype of inspectie templates</w:t>
       </w:r>
     </w:p>
     <w:p>
       <w:pPr>
         <w:jc w:val="both"/>
-        <w:rPr>
-          <w:lang w:val="nl-BE"/>
-        </w:rPr>
-      </w:pPr>
-      <w:r>
-        <w:rPr>
-          <w:lang w:val="nl-BE"/>
-        </w:rPr>
-        <w:t xml:space="preserve">Omdat er verschillende types inspecties bestaan, die verschillende checkpunten toetsen, werd geopteerd om templates te voorzien. Hierbij worden verscheidene checkpunten gekoppeld  met inspectietypes. </w:t>
-      </w:r>
-      <w:r>
-        <w:rPr>
-          <w:lang w:val="nl-BE"/>
-        </w:rPr>
+      </w:pPr>
+      <w:r>
+        <w:t xml:space="preserve">Omdat er verschillende types inspecties bestaan, die verschillende </w:t>
+      </w:r>
+      <w:r>
+        <w:t>checkpoints</w:t>
+      </w:r>
+      <w:r>
+        <w:t xml:space="preserve"> toetsen, werd geopteerd om templates te voorzien. Hierbij worden verscheidene </w:t>
+      </w:r>
+      <w:r>
+        <w:t>checkpoints</w:t>
+      </w:r>
+      <w:r>
+        <w:t xml:space="preserve"> gekoppeld  met inspectietypes. </w:t>
+      </w:r>
+      <w:r>
         <w:t xml:space="preserve">Omdat inspectietypes in sommige gevallen een terugkerende aard hebben, werd de mogelijkheid voorzien om de frequentie van deze inspecties in te geven, hierbij hoort ook de startdatum. Hierdoor kunnen deze inspecties automatisch ingepland worden. </w:t>
       </w:r>
     </w:p>
     <w:p>
       <w:pPr>
         <w:jc w:val="both"/>
-        <w:rPr>
-          <w:lang w:val="nl-BE"/>
-        </w:rPr>
-      </w:pPr>
-      <w:r>
-        <w:rPr>
-          <w:lang w:val="nl-BE"/>
-        </w:rPr>
-        <w:t>Net zoals bij checkpunten kunnen deze templates ook geactiveerd of gedeactiveerd worden.</w:t>
+      </w:pPr>
+      <w:r>
+        <w:t xml:space="preserve">Net zoals bij </w:t>
+      </w:r>
+      <w:r>
+        <w:t>checkpoints</w:t>
+      </w:r>
+      <w:r>
+        <w:t xml:space="preserve"> kunnen deze templates ook geactiveerd of gedeactiveerd worden.</w:t>
       </w:r>
     </w:p>
     <w:p>
       <w:pPr>
         <w:pStyle w:val="Kop3"/>
-        <w:rPr>
-          <w:lang w:val="nl-BE"/>
-        </w:rPr>
-      </w:pPr>
-      <w:r>
-        <w:rPr>
-          <w:lang w:val="nl-BE"/>
-        </w:rPr>
-        <w:t>Opslaan van inspectie checkpunten</w:t>
+      </w:pPr>
+      <w:r>
+        <w:t>Opslaan van inspectie checkp</w:t>
+      </w:r>
+      <w:r>
+        <w:t>oi</w:t>
+      </w:r>
+      <w:r>
+        <w:t>nt</w:t>
+      </w:r>
+      <w:r>
+        <w:t>s</w:t>
       </w:r>
     </w:p>
     <w:p>
       <w:pPr>
         <w:jc w:val="both"/>
-        <w:rPr>
-          <w:lang w:val="nl-BE"/>
-        </w:rPr>
-      </w:pPr>
-      <w:r>
-        <w:rPr>
-          <w:lang w:val="nl-BE"/>
-        </w:rPr>
-        <w:t>Omdat doorgaans gewerkt zal worden met templates is het van belang dat wijzigen aan deze template enkel invloed hebben op nog niet uitvoerde inspecties. Om dit te bewerkstelligen wordt telkens een momentopname van de gecontroleerde checkpunten opgeslagen in de database. Om later toch bepaalde statistieken te kunnen uitvoeren word</w:t>
-      </w:r>
-      <w:r>
-        <w:rPr>
-          <w:lang w:val="nl-BE"/>
-        </w:rPr>
+      </w:pPr>
+      <w:r>
+        <w:t xml:space="preserve">Omdat doorgaans gewerkt zal worden met templates is het van belang dat wijzigen aan deze template enkel invloed hebben op nog niet uitvoerde inspecties. Om dit te bewerkstelligen wordt telkens een momentopname van de gecontroleerde </w:t>
+      </w:r>
+      <w:r>
+        <w:t>checkpoints</w:t>
+      </w:r>
+      <w:r>
+        <w:t xml:space="preserve"> opgeslagen in de database. Om later toch bepaalde statistieken te kunnen uitvoeren word</w:t>
+      </w:r>
+      <w:r>
         <w:t xml:space="preserve">en de </w:t>
       </w:r>
       <w:r>
-        <w:rPr>
-          <w:lang w:val="nl-BE"/>
-        </w:rPr>
         <w:t>volgnummer</w:t>
       </w:r>
       <w:r>
-        <w:rPr>
-          <w:lang w:val="nl-BE"/>
-        </w:rPr>
         <w:t>s</w:t>
       </w:r>
       <w:r>
-        <w:rPr>
-          <w:lang w:val="nl-BE"/>
-        </w:rPr>
         <w:t xml:space="preserve"> van de template </w:t>
       </w:r>
       <w:r>
-        <w:rPr>
-          <w:lang w:val="nl-BE"/>
-        </w:rPr>
-        <w:t xml:space="preserve">en checkpunten </w:t>
-      </w:r>
-      <w:r>
-        <w:rPr>
-          <w:lang w:val="nl-BE"/>
-        </w:rPr>
+        <w:t xml:space="preserve">en </w:t>
+      </w:r>
+      <w:r>
+        <w:t>checkpoints</w:t>
+      </w:r>
+      <w:r>
+        <w:t xml:space="preserve"> </w:t>
+      </w:r>
+      <w:r>
         <w:t>opgeslagen.</w:t>
       </w:r>
     </w:p>
     <w:p>
       <w:pPr>
-        <w:rPr>
-          <w:lang w:val="nl-BE"/>
-        </w:rPr>
-      </w:pPr>
-      <w:r>
-        <w:rPr>
-          <w:lang w:val="nl-BE"/>
-        </w:rPr>
+        <w:pStyle w:val="Kop3"/>
+      </w:pPr>
+      <w:r>
+        <w:t>Security level</w:t>
+      </w:r>
+    </w:p>
+    <w:p>
+      <w:pPr>
+        <w:jc w:val="both"/>
+      </w:pPr>
+      <w:r>
+        <w:t>Tijdens de uitvoering van een inspectie geld er telkens een security level, deze wordt bepaald door de haven. Op het moment van de inspectie wordt het huidige level telkens opgeslagen in het inspectieverslag. Indien het level wijzigt dan wordt deze bijgehouden in de database samen met het tijdstip en de persoon die het level aanpast.</w:t>
+      </w:r>
+    </w:p>
+    <w:p>
+      <w:r>
         <w:br w:type="page"/>
       </w:r>
     </w:p>
     <w:p>
       <w:pPr>
         <w:pStyle w:val="Kop2"/>
-        <w:rPr>
-          <w:lang w:val="nl-BE"/>
-        </w:rPr>
-      </w:pPr>
-      <w:r>
-        <w:rPr>
-          <w:lang w:val="nl-BE"/>
-        </w:rPr>
+      </w:pPr>
+      <w:r>
         <w:lastRenderedPageBreak/>
         <w:t>Database schema</w:t>
       </w:r>
       <w:r>
-        <w:rPr>
-          <w:lang w:val="nl-BE"/>
-        </w:rPr>
         <w:t xml:space="preserve">’s </w:t>
       </w:r>
     </w:p>
     <w:p>
       <w:pPr>
         <w:pStyle w:val="Kop3"/>
-        <w:rPr>
-          <w:lang w:val="nl-BE"/>
-        </w:rPr>
-      </w:pPr>
-      <w:r>
-        <w:rPr>
-          <w:lang w:val="nl-BE"/>
-        </w:rPr>
+      </w:pPr>
+      <w:r>
         <w:t>Inspecties</w:t>
       </w:r>
     </w:p>
     <w:p>
-      <w:pPr>
-        <w:rPr>
-          <w:lang w:val="nl-BE"/>
-        </w:rPr>
-      </w:pPr>
       <w:r>
         <w:rPr>
           <w:noProof/>
-          <w:lang w:val="nl-BE"/>
         </w:rPr>
         <w:drawing>
-          <wp:inline distT="0" distB="0" distL="0" distR="0" wp14:anchorId="10954A7F" wp14:editId="125F87EE">
-            <wp:extent cx="5731510" cy="7023100"/>
-            <wp:effectExtent l="0" t="0" r="2540" b="6350"/>
-            <wp:docPr id="1178341368" name="Picture 2"/>
+          <wp:inline distT="0" distB="0" distL="0" distR="0" wp14:anchorId="46CECDA0" wp14:editId="7A2E2ABA">
+            <wp:extent cx="5731510" cy="8017510"/>
+            <wp:effectExtent l="0" t="0" r="2540" b="2540"/>
+            <wp:docPr id="1886044365" name="Afbeelding 2"/>
             <wp:cNvGraphicFramePr>
               <a:graphicFrameLocks xmlns:a="http://schemas.openxmlformats.org/drawingml/2006/main" noChangeAspect="1"/>
             </wp:cNvGraphicFramePr>
@@ -1279,7 +1066,7 @@
               <a:graphicData uri="http://schemas.openxmlformats.org/drawingml/2006/picture">
                 <pic:pic xmlns:pic="http://schemas.openxmlformats.org/drawingml/2006/picture">
                   <pic:nvPicPr>
-                    <pic:cNvPr id="1178341368" name="Picture 1178341368"/>
+                    <pic:cNvPr id="1886044365" name="Afbeelding 1886044365"/>
                     <pic:cNvPicPr/>
                   </pic:nvPicPr>
                   <pic:blipFill>
@@ -1297,7 +1084,7 @@
                   <pic:spPr>
                     <a:xfrm>
                       <a:off x="0" y="0"/>
-                      <a:ext cx="5731510" cy="7023100"/>
+                      <a:ext cx="5731510" cy="8017510"/>
                     </a:xfrm>
                     <a:prstGeom prst="rect">
                       <a:avLst/>
@@ -1321,7 +1108,7 @@
 </file>
 
 <file path=word/numbering.xml><?xml version="1.0" encoding="utf-8"?>
-<w:numbering xmlns:wpc="http://schemas.microsoft.com/office/word/2010/wordprocessingCanvas" xmlns:cx="http://schemas.microsoft.com/office/drawing/2014/chartex" xmlns:cx1="http://schemas.microsoft.com/office/drawing/2015/9/8/chartex" xmlns:cx2="http://schemas.microsoft.com/office/drawing/2015/10/21/chartex" xmlns:cx3="http://schemas.microsoft.com/office/drawing/2016/5/9/chartex" xmlns:cx4="http://schemas.microsoft.com/office/drawing/2016/5/10/chartex" xmlns:cx5="http://schemas.microsoft.com/office/drawing/2016/5/11/chartex" xmlns:cx6="http://schemas.microsoft.com/office/drawing/2016/5/12/chartex" xmlns:cx7="http://schemas.microsoft.com/office/drawing/2016/5/13/chartex" xmlns:cx8="http://schemas.microsoft.com/office/drawing/2016/5/14/chartex" xmlns:mc="http://schemas.openxmlformats.org/markup-compatibility/2006" xmlns:aink="http://schemas.microsoft.com/office/drawing/2016/ink" xmlns:am3d="http://schemas.microsoft.com/office/drawing/2017/model3d" xmlns:o="urn:schemas-microsoft-com:office:office" xmlns:oel="http://schemas.microsoft.com/office/2019/extlst" xmlns:r="http://schemas.openxmlformats.org/officeDocument/2006/relationships" xmlns:m="http://schemas.openxmlformats.org/officeDocument/2006/math" xmlns:v="urn:schemas-microsoft-com:vml" xmlns:wp14="http://schemas.microsoft.com/office/word/2010/wordprocessingDrawing" xmlns:wp="http://schemas.openxmlformats.org/drawingml/2006/wordprocessingDrawing" xmlns:w10="urn:schemas-microsoft-com:office:word" xmlns:w="http://schemas.openxmlformats.org/wordprocessingml/2006/main" xmlns:w14="http://schemas.microsoft.com/office/word/2010/wordml" xmlns:w15="http://schemas.microsoft.com/office/word/2012/wordml" xmlns:w16cei="http://schemas.microsoft.com/office/word/2026/wordml/cei" xmlns:w16cex="http://schemas.microsoft.com/office/word/2018/wordml/cex" xmlns:w16cid="http://schemas.microsoft.com/office/word/2016/wordml/cid" xmlns:w16="http://schemas.microsoft.com/office/word/2018/wordml" xmlns:w16du="http://schemas.microsoft.com/office/word/2023/wordml/word16du" xmlns:w16sdtdh="http://schemas.microsoft.com/office/word/2020/wordml/sdtdatahash" xmlns:w16sdtfl="http://schemas.microsoft.com/office/word/2024/wordml/sdtformatlock" xmlns:w16se="http://schemas.microsoft.com/office/word/2015/wordml/symex" xmlns:wpg="http://schemas.microsoft.com/office/word/2010/wordprocessingGroup" xmlns:wpi="http://schemas.microsoft.com/office/word/2010/wordprocessingInk" xmlns:wne="http://schemas.microsoft.com/office/word/2006/wordml" xmlns:wps="http://schemas.microsoft.com/office/word/2010/wordprocessingShape" mc:Ignorable="w14 w15 w16se w16cid w16 w16cex w16sdtdh w16sdtfl w16du wp14">
+<w:numbering xmlns:wpc="http://schemas.microsoft.com/office/word/2010/wordprocessingCanvas" xmlns:cx="http://schemas.microsoft.com/office/drawing/2014/chartex" xmlns:cx1="http://schemas.microsoft.com/office/drawing/2015/9/8/chartex" xmlns:cx2="http://schemas.microsoft.com/office/drawing/2015/10/21/chartex" xmlns:cx3="http://schemas.microsoft.com/office/drawing/2016/5/9/chartex" xmlns:cx4="http://schemas.microsoft.com/office/drawing/2016/5/10/chartex" xmlns:cx5="http://schemas.microsoft.com/office/drawing/2016/5/11/chartex" xmlns:cx6="http://schemas.microsoft.com/office/drawing/2016/5/12/chartex" xmlns:cx7="http://schemas.microsoft.com/office/drawing/2016/5/13/chartex" xmlns:cx8="http://schemas.microsoft.com/office/drawing/2016/5/14/chartex" xmlns:mc="http://schemas.openxmlformats.org/markup-compatibility/2006" xmlns:aink="http://schemas.microsoft.com/office/drawing/2016/ink" xmlns:am3d="http://schemas.microsoft.com/office/drawing/2017/model3d" xmlns:o="urn:schemas-microsoft-com:office:office" xmlns:oel="http://schemas.microsoft.com/office/2019/extlst" xmlns:r="http://schemas.openxmlformats.org/officeDocument/2006/relationships" xmlns:m="http://schemas.openxmlformats.org/officeDocument/2006/math" xmlns:v="urn:schemas-microsoft-com:vml" xmlns:wp14="http://schemas.microsoft.com/office/word/2010/wordprocessingDrawing" xmlns:wp="http://schemas.openxmlformats.org/drawingml/2006/wordprocessingDrawing" xmlns:w10="urn:schemas-microsoft-com:office:word" xmlns:w="http://schemas.openxmlformats.org/wordprocessingml/2006/main" xmlns:w14="http://schemas.microsoft.com/office/word/2010/wordml" xmlns:w15="http://schemas.microsoft.com/office/word/2012/wordml" xmlns:w16cex="http://schemas.microsoft.com/office/word/2018/wordml/cex" xmlns:w16cid="http://schemas.microsoft.com/office/word/2016/wordml/cid" xmlns:w16="http://schemas.microsoft.com/office/word/2018/wordml" xmlns:w16du="http://schemas.microsoft.com/office/word/2023/wordml/word16du" xmlns:w16sdtdh="http://schemas.microsoft.com/office/word/2020/wordml/sdtdatahash" xmlns:w16sdtfl="http://schemas.microsoft.com/office/word/2024/wordml/sdtformatlock" xmlns:w16se="http://schemas.microsoft.com/office/word/2015/wordml/symex" xmlns:wpg="http://schemas.microsoft.com/office/word/2010/wordprocessingGroup" xmlns:wpi="http://schemas.microsoft.com/office/word/2010/wordprocessingInk" xmlns:wne="http://schemas.microsoft.com/office/word/2006/wordml" xmlns:wps="http://schemas.microsoft.com/office/word/2010/wordprocessingShape" mc:Ignorable="w14 w15 w16se w16cid w16 w16cex w16sdtdh w16sdtfl w16du wp14">
   <w:abstractNum w:abstractNumId="0" w15:restartNumberingAfterBreak="0">
     <w:nsid w:val="375E54E2"/>
     <w:multiLevelType w:val="hybridMultilevel"/>
@@ -1450,7 +1237,7 @@
         <w:kern w:val="2"/>
         <w:sz w:val="22"/>
         <w:szCs w:val="22"/>
-        <w:lang w:eastAsia="en-US" w:bidi="ar-SA"/>
+        <w:lang w:val="nl-BE" w:eastAsia="en-US" w:bidi="ar-SA"/>
         <w14:ligatures w14:val="standardContextual"/>
       </w:rPr>
     </w:rPrDefault>
